--- a/portofilio.docx
+++ b/portofilio.docx
@@ -74,11 +74,20 @@
       </w:r>
       <w:proofErr w:type="spellStart"/>
       <w:r>
-        <w:t>najieh</w:t>
-      </w:r>
-      <w:proofErr w:type="spellEnd"/>
-      <w:r>
-        <w:t xml:space="preserve"> (2400018060) </w:t>
+        <w:t>N</w:t>
+      </w:r>
+      <w:r>
+        <w:t>ajieh</w:t>
+      </w:r>
+      <w:proofErr w:type="spellEnd"/>
+      <w:r>
+        <w:t xml:space="preserve"> Al Fadhil</w:t>
+      </w:r>
+      <w:r>
+        <w:tab/>
+      </w:r>
+      <w:r>
+        <w:t xml:space="preserve">(2400018060) </w:t>
       </w:r>
     </w:p>
     <w:p>
@@ -89,23 +98,22 @@
           <w:numId w:val="11"/>
         </w:numPr>
       </w:pPr>
-      <w:proofErr w:type="spellStart"/>
-      <w:r>
-        <w:t>Michdan</w:t>
-      </w:r>
-      <w:proofErr w:type="spellEnd"/>
-      <w:r>
-        <w:t xml:space="preserve"> </w:t>
-      </w:r>
-      <w:proofErr w:type="spellStart"/>
-      <w:r>
-        <w:t>alkahfi</w:t>
-      </w:r>
-      <w:proofErr w:type="spellEnd"/>
-      <w:r>
-        <w:t xml:space="preserve"> </w:t>
+      <w:r>
+        <w:t xml:space="preserve">Michdan </w:t>
+      </w:r>
+      <w:r>
+        <w:t>A</w:t>
+      </w:r>
+      <w:r>
+        <w:t>lkahf</w:t>
+      </w:r>
+      <w:r>
+        <w:t>i</w:t>
       </w:r>
       <w:proofErr w:type="gramStart"/>
+      <w:r>
+        <w:tab/>
+      </w:r>
       <w:r>
         <w:t>( 2400018055</w:t>
       </w:r>
@@ -122,26 +130,41 @@
           <w:numId w:val="11"/>
         </w:numPr>
       </w:pPr>
-      <w:r>
-        <w:t xml:space="preserve">Pilda rk </w:t>
-      </w:r>
-      <w:proofErr w:type="spellStart"/>
-      <w:r>
-        <w:t>pri</w:t>
-      </w:r>
-      <w:proofErr w:type="spellEnd"/>
-      <w:r>
-        <w:t xml:space="preserve"> </w:t>
-      </w:r>
-      <w:proofErr w:type="spellStart"/>
-      <w:r>
-        <w:t>andini</w:t>
-      </w:r>
-      <w:proofErr w:type="spellEnd"/>
-      <w:r>
-        <w:t xml:space="preserve"> </w:t>
+      <w:proofErr w:type="spellStart"/>
+      <w:r>
+        <w:t>Pilda</w:t>
+      </w:r>
+      <w:proofErr w:type="spellEnd"/>
+      <w:r>
+        <w:t xml:space="preserve"> </w:t>
+      </w:r>
+      <w:proofErr w:type="spellStart"/>
+      <w:r>
+        <w:t>R</w:t>
+      </w:r>
+      <w:r>
+        <w:t>k</w:t>
+      </w:r>
+      <w:proofErr w:type="spellEnd"/>
+      <w:r>
+        <w:t xml:space="preserve"> </w:t>
+      </w:r>
+      <w:r>
+        <w:t>P</w:t>
+      </w:r>
+      <w:r>
+        <w:t xml:space="preserve">ri </w:t>
+      </w:r>
+      <w:r>
+        <w:t>A</w:t>
+      </w:r>
+      <w:r>
+        <w:t>ndini</w:t>
       </w:r>
       <w:proofErr w:type="gramStart"/>
+      <w:r>
+        <w:tab/>
+      </w:r>
       <w:r>
         <w:t>( 2400018011</w:t>
       </w:r>
@@ -240,12 +263,10 @@
         <w:t xml:space="preserve"> </w:t>
       </w:r>
       <w:proofErr w:type="spellStart"/>
-      <w:proofErr w:type="gramStart"/>
       <w:r>
         <w:t>Persoalan</w:t>
       </w:r>
       <w:proofErr w:type="spellEnd"/>
-      <w:proofErr w:type="gramEnd"/>
       <w:r>
         <w:t xml:space="preserve"> </w:t>
       </w:r>
@@ -1928,551 +1949,6 @@
         <w:t xml:space="preserve"> Model Diagram UML</w:t>
       </w:r>
     </w:p>
-    <w:p>
-      <w:r>
-        <w:t>Use Case Diagram (</w:t>
-      </w:r>
-      <w:proofErr w:type="spellStart"/>
-      <w:r>
-        <w:t>Deskriptif</w:t>
-      </w:r>
-      <w:proofErr w:type="spellEnd"/>
-      <w:r>
-        <w:t>)</w:t>
-      </w:r>
-    </w:p>
-    <w:p>
-      <w:r>
-        <w:t>Aktor: Operator</w:t>
-      </w:r>
-      <w:r>
-        <w:br/>
-        <w:t>Use Case:</w:t>
-      </w:r>
-    </w:p>
-    <w:p>
-      <w:pPr>
-        <w:numPr>
-          <w:ilvl w:val="0"/>
-          <w:numId w:val="3"/>
-        </w:numPr>
-      </w:pPr>
-      <w:proofErr w:type="spellStart"/>
-      <w:r>
-        <w:t>Menjalankan</w:t>
-      </w:r>
-      <w:proofErr w:type="spellEnd"/>
-      <w:r>
-        <w:t xml:space="preserve"> </w:t>
-      </w:r>
-      <w:proofErr w:type="spellStart"/>
-      <w:r>
-        <w:t>aplikasi</w:t>
-      </w:r>
-      <w:proofErr w:type="spellEnd"/>
-    </w:p>
-    <w:p>
-      <w:pPr>
-        <w:numPr>
-          <w:ilvl w:val="0"/>
-          <w:numId w:val="3"/>
-        </w:numPr>
-      </w:pPr>
-      <w:proofErr w:type="spellStart"/>
-      <w:r>
-        <w:lastRenderedPageBreak/>
-        <w:t>Mengaktifkan</w:t>
-      </w:r>
-      <w:proofErr w:type="spellEnd"/>
-      <w:r>
-        <w:t xml:space="preserve"> </w:t>
-      </w:r>
-      <w:proofErr w:type="spellStart"/>
-      <w:r>
-        <w:t>kamera</w:t>
-      </w:r>
-      <w:proofErr w:type="spellEnd"/>
-    </w:p>
-    <w:p>
-      <w:pPr>
-        <w:numPr>
-          <w:ilvl w:val="0"/>
-          <w:numId w:val="3"/>
-        </w:numPr>
-      </w:pPr>
-      <w:proofErr w:type="spellStart"/>
-      <w:r>
-        <w:t>Melihat</w:t>
-      </w:r>
-      <w:proofErr w:type="spellEnd"/>
-      <w:r>
-        <w:t xml:space="preserve"> </w:t>
-      </w:r>
-      <w:proofErr w:type="spellStart"/>
-      <w:r>
-        <w:t>hasil</w:t>
-      </w:r>
-      <w:proofErr w:type="spellEnd"/>
-      <w:r>
-        <w:t xml:space="preserve"> </w:t>
-      </w:r>
-      <w:proofErr w:type="spellStart"/>
-      <w:r>
-        <w:t>deteksi</w:t>
-      </w:r>
-      <w:proofErr w:type="spellEnd"/>
-      <w:r>
-        <w:t xml:space="preserve"> </w:t>
-      </w:r>
-      <w:proofErr w:type="spellStart"/>
-      <w:r>
-        <w:t>objek</w:t>
-      </w:r>
-      <w:proofErr w:type="spellEnd"/>
-    </w:p>
-    <w:p>
-      <w:pPr>
-        <w:numPr>
-          <w:ilvl w:val="0"/>
-          <w:numId w:val="3"/>
-        </w:numPr>
-      </w:pPr>
-      <w:proofErr w:type="spellStart"/>
-      <w:r>
-        <w:t>Menghentikan</w:t>
-      </w:r>
-      <w:proofErr w:type="spellEnd"/>
-      <w:r>
-        <w:t xml:space="preserve"> </w:t>
-      </w:r>
-      <w:proofErr w:type="spellStart"/>
-      <w:r>
-        <w:t>aplikasi</w:t>
-      </w:r>
-      <w:proofErr w:type="spellEnd"/>
-    </w:p>
-    <w:p>
-      <w:r>
-        <w:t>Class Diagram (</w:t>
-      </w:r>
-      <w:proofErr w:type="spellStart"/>
-      <w:r>
-        <w:t>Deskriptif</w:t>
-      </w:r>
-      <w:proofErr w:type="spellEnd"/>
-      <w:r>
-        <w:t>)</w:t>
-      </w:r>
-    </w:p>
-    <w:p>
-      <w:r>
-        <w:t xml:space="preserve">Class </w:t>
-      </w:r>
-      <w:proofErr w:type="spellStart"/>
-      <w:r>
-        <w:t>utama</w:t>
-      </w:r>
-      <w:proofErr w:type="spellEnd"/>
-      <w:r>
-        <w:t xml:space="preserve"> yang </w:t>
-      </w:r>
-      <w:proofErr w:type="spellStart"/>
-      <w:r>
-        <w:t>digunakan</w:t>
-      </w:r>
-      <w:proofErr w:type="spellEnd"/>
-      <w:r>
-        <w:t>:</w:t>
-      </w:r>
-    </w:p>
-    <w:p>
-      <w:pPr>
-        <w:numPr>
-          <w:ilvl w:val="0"/>
-          <w:numId w:val="4"/>
-        </w:numPr>
-      </w:pPr>
-      <w:proofErr w:type="spellStart"/>
-      <w:r>
-        <w:t>MainApp</w:t>
-      </w:r>
-      <w:proofErr w:type="spellEnd"/>
-    </w:p>
-    <w:p>
-      <w:pPr>
-        <w:ind w:firstLine="720"/>
-      </w:pPr>
-      <w:proofErr w:type="spellStart"/>
-      <w:r>
-        <w:t>Fungsi</w:t>
-      </w:r>
-      <w:proofErr w:type="spellEnd"/>
-      <w:r>
-        <w:t xml:space="preserve">: </w:t>
-      </w:r>
-      <w:proofErr w:type="spellStart"/>
-      <w:r>
-        <w:t>Menjalankan</w:t>
-      </w:r>
-      <w:proofErr w:type="spellEnd"/>
-      <w:r>
-        <w:t xml:space="preserve"> </w:t>
-      </w:r>
-      <w:proofErr w:type="spellStart"/>
-      <w:r>
-        <w:t>aplikasi</w:t>
-      </w:r>
-      <w:proofErr w:type="spellEnd"/>
-      <w:r>
-        <w:t xml:space="preserve"> </w:t>
-      </w:r>
-      <w:proofErr w:type="spellStart"/>
-      <w:r>
-        <w:t>utama</w:t>
-      </w:r>
-      <w:proofErr w:type="spellEnd"/>
-    </w:p>
-    <w:p>
-      <w:pPr>
-        <w:numPr>
-          <w:ilvl w:val="0"/>
-          <w:numId w:val="4"/>
-        </w:numPr>
-      </w:pPr>
-      <w:proofErr w:type="spellStart"/>
-      <w:r>
-        <w:t>CameraController</w:t>
-      </w:r>
-      <w:proofErr w:type="spellEnd"/>
-    </w:p>
-    <w:p>
-      <w:pPr>
-        <w:ind w:firstLine="720"/>
-      </w:pPr>
-      <w:proofErr w:type="spellStart"/>
-      <w:r>
-        <w:t>Fungsi</w:t>
-      </w:r>
-      <w:proofErr w:type="spellEnd"/>
-      <w:r>
-        <w:t xml:space="preserve">: </w:t>
-      </w:r>
-      <w:proofErr w:type="spellStart"/>
-      <w:r>
-        <w:t>Mengambil</w:t>
-      </w:r>
-      <w:proofErr w:type="spellEnd"/>
-      <w:r>
-        <w:t xml:space="preserve"> video </w:t>
-      </w:r>
-      <w:proofErr w:type="spellStart"/>
-      <w:r>
-        <w:t>dari</w:t>
-      </w:r>
-      <w:proofErr w:type="spellEnd"/>
-      <w:r>
-        <w:t xml:space="preserve"> </w:t>
-      </w:r>
-      <w:proofErr w:type="spellStart"/>
-      <w:r>
-        <w:t>kamera</w:t>
-      </w:r>
-      <w:proofErr w:type="spellEnd"/>
-    </w:p>
-    <w:p>
-      <w:pPr>
-        <w:numPr>
-          <w:ilvl w:val="0"/>
-          <w:numId w:val="4"/>
-        </w:numPr>
-      </w:pPr>
-      <w:proofErr w:type="spellStart"/>
-      <w:r>
-        <w:t>FrameProcessor</w:t>
-      </w:r>
-      <w:proofErr w:type="spellEnd"/>
-    </w:p>
-    <w:p>
-      <w:pPr>
-        <w:ind w:firstLine="720"/>
-      </w:pPr>
-      <w:proofErr w:type="spellStart"/>
-      <w:r>
-        <w:t>Fungsi</w:t>
-      </w:r>
-      <w:proofErr w:type="spellEnd"/>
-      <w:r>
-        <w:t xml:space="preserve">: </w:t>
-      </w:r>
-      <w:proofErr w:type="spellStart"/>
-      <w:r>
-        <w:t>Memproses</w:t>
-      </w:r>
-      <w:proofErr w:type="spellEnd"/>
-      <w:r>
-        <w:t xml:space="preserve"> frame video</w:t>
-      </w:r>
-    </w:p>
-    <w:p>
-      <w:pPr>
-        <w:numPr>
-          <w:ilvl w:val="0"/>
-          <w:numId w:val="4"/>
-        </w:numPr>
-      </w:pPr>
-      <w:proofErr w:type="spellStart"/>
-      <w:r>
-        <w:t>ColorDetector</w:t>
-      </w:r>
-      <w:proofErr w:type="spellEnd"/>
-    </w:p>
-    <w:p>
-      <w:pPr>
-        <w:ind w:firstLine="720"/>
-      </w:pPr>
-      <w:proofErr w:type="spellStart"/>
-      <w:r>
-        <w:t>Fungsi</w:t>
-      </w:r>
-      <w:proofErr w:type="spellEnd"/>
-      <w:r>
-        <w:t xml:space="preserve">: </w:t>
-      </w:r>
-      <w:proofErr w:type="spellStart"/>
-      <w:r>
-        <w:t>Deteksi</w:t>
-      </w:r>
-      <w:proofErr w:type="spellEnd"/>
-      <w:r>
-        <w:t xml:space="preserve"> </w:t>
-      </w:r>
-      <w:proofErr w:type="spellStart"/>
-      <w:r>
-        <w:t>warna</w:t>
-      </w:r>
-      <w:proofErr w:type="spellEnd"/>
-      <w:r>
-        <w:t xml:space="preserve"> </w:t>
-      </w:r>
-      <w:proofErr w:type="spellStart"/>
-      <w:r>
-        <w:t>objek</w:t>
-      </w:r>
-      <w:proofErr w:type="spellEnd"/>
-      <w:r>
-        <w:t xml:space="preserve"> (HSV)</w:t>
-      </w:r>
-    </w:p>
-    <w:p>
-      <w:pPr>
-        <w:numPr>
-          <w:ilvl w:val="0"/>
-          <w:numId w:val="4"/>
-        </w:numPr>
-      </w:pPr>
-      <w:proofErr w:type="spellStart"/>
-      <w:r>
-        <w:t>ObjectClassifier</w:t>
-      </w:r>
-      <w:proofErr w:type="spellEnd"/>
-    </w:p>
-    <w:p>
-      <w:pPr>
-        <w:ind w:firstLine="720"/>
-      </w:pPr>
-      <w:proofErr w:type="spellStart"/>
-      <w:r>
-        <w:t>Fungsi</w:t>
-      </w:r>
-      <w:proofErr w:type="spellEnd"/>
-      <w:r>
-        <w:t xml:space="preserve">: </w:t>
-      </w:r>
-      <w:proofErr w:type="spellStart"/>
-      <w:r>
-        <w:t>Klasifikasi</w:t>
-      </w:r>
-      <w:proofErr w:type="spellEnd"/>
-      <w:r>
-        <w:t xml:space="preserve"> dan </w:t>
-      </w:r>
-      <w:proofErr w:type="spellStart"/>
-      <w:r>
-        <w:t>validasi</w:t>
-      </w:r>
-      <w:proofErr w:type="spellEnd"/>
-      <w:r>
-        <w:t xml:space="preserve"> </w:t>
-      </w:r>
-      <w:proofErr w:type="spellStart"/>
-      <w:r>
-        <w:t>objek</w:t>
-      </w:r>
-      <w:proofErr w:type="spellEnd"/>
-    </w:p>
-    <w:p>
-      <w:pPr>
-        <w:numPr>
-          <w:ilvl w:val="0"/>
-          <w:numId w:val="4"/>
-        </w:numPr>
-      </w:pPr>
-      <w:proofErr w:type="spellStart"/>
-      <w:r>
-        <w:t>BoundingBoxDrawer</w:t>
-      </w:r>
-      <w:proofErr w:type="spellEnd"/>
-    </w:p>
-    <w:p>
-      <w:pPr>
-        <w:ind w:firstLine="720"/>
-      </w:pPr>
-      <w:proofErr w:type="spellStart"/>
-      <w:r>
-        <w:t>Fungsi</w:t>
-      </w:r>
-      <w:proofErr w:type="spellEnd"/>
-      <w:r>
-        <w:t xml:space="preserve">: </w:t>
-      </w:r>
-      <w:proofErr w:type="spellStart"/>
-      <w:r>
-        <w:t>Menggambar</w:t>
-      </w:r>
-      <w:proofErr w:type="spellEnd"/>
-      <w:r>
-        <w:t xml:space="preserve"> bounding box</w:t>
-      </w:r>
-    </w:p>
-    <w:p>
-      <w:pPr>
-        <w:numPr>
-          <w:ilvl w:val="0"/>
-          <w:numId w:val="4"/>
-        </w:numPr>
-      </w:pPr>
-      <w:proofErr w:type="spellStart"/>
-      <w:r>
-        <w:t>GUIView</w:t>
-      </w:r>
-      <w:proofErr w:type="spellEnd"/>
-    </w:p>
-    <w:p>
-      <w:pPr>
-        <w:ind w:firstLine="720"/>
-      </w:pPr>
-      <w:proofErr w:type="spellStart"/>
-      <w:r>
-        <w:t>Fungsi</w:t>
-      </w:r>
-      <w:proofErr w:type="spellEnd"/>
-      <w:r>
-        <w:t xml:space="preserve">: </w:t>
-      </w:r>
-      <w:proofErr w:type="spellStart"/>
-      <w:r>
-        <w:t>Menampilkan</w:t>
-      </w:r>
-      <w:proofErr w:type="spellEnd"/>
-      <w:r>
-        <w:t xml:space="preserve"> </w:t>
-      </w:r>
-      <w:proofErr w:type="spellStart"/>
-      <w:r>
-        <w:t>hasil</w:t>
-      </w:r>
-      <w:proofErr w:type="spellEnd"/>
-      <w:r>
-        <w:t xml:space="preserve"> </w:t>
-      </w:r>
-      <w:proofErr w:type="spellStart"/>
-      <w:r>
-        <w:t>ke</w:t>
-      </w:r>
-      <w:proofErr w:type="spellEnd"/>
-      <w:r>
-        <w:t xml:space="preserve"> </w:t>
-      </w:r>
-      <w:proofErr w:type="spellStart"/>
-      <w:r>
-        <w:t>layar</w:t>
-      </w:r>
-      <w:proofErr w:type="spellEnd"/>
-    </w:p>
-    <w:p>
-      <w:proofErr w:type="spellStart"/>
-      <w:r>
-        <w:t>Relasi</w:t>
-      </w:r>
-      <w:proofErr w:type="spellEnd"/>
-      <w:r>
-        <w:t xml:space="preserve"> </w:t>
-      </w:r>
-      <w:proofErr w:type="spellStart"/>
-      <w:r>
-        <w:t>antar</w:t>
-      </w:r>
-      <w:proofErr w:type="spellEnd"/>
-      <w:r>
-        <w:t xml:space="preserve"> </w:t>
-      </w:r>
-      <w:proofErr w:type="spellStart"/>
-      <w:r>
-        <w:t>kelas</w:t>
-      </w:r>
-      <w:proofErr w:type="spellEnd"/>
-      <w:r>
-        <w:t xml:space="preserve"> </w:t>
-      </w:r>
-      <w:proofErr w:type="spellStart"/>
-      <w:r>
-        <w:t>menggunakan</w:t>
-      </w:r>
-      <w:proofErr w:type="spellEnd"/>
-      <w:r>
-        <w:t xml:space="preserve"> </w:t>
-      </w:r>
-      <w:proofErr w:type="spellStart"/>
-      <w:r>
-        <w:t>prinsip</w:t>
-      </w:r>
-      <w:proofErr w:type="spellEnd"/>
-      <w:r>
-        <w:t xml:space="preserve"> </w:t>
-      </w:r>
-      <w:proofErr w:type="spellStart"/>
-      <w:r>
-        <w:t>enkapsulasi</w:t>
-      </w:r>
-      <w:proofErr w:type="spellEnd"/>
-      <w:r>
-        <w:t xml:space="preserve"> dan </w:t>
-      </w:r>
-      <w:proofErr w:type="spellStart"/>
-      <w:r>
-        <w:t>modularitas</w:t>
-      </w:r>
-      <w:proofErr w:type="spellEnd"/>
-      <w:r>
-        <w:t xml:space="preserve">, </w:t>
-      </w:r>
-      <w:proofErr w:type="spellStart"/>
-      <w:r>
-        <w:t>sesuai</w:t>
-      </w:r>
-      <w:proofErr w:type="spellEnd"/>
-      <w:r>
-        <w:t xml:space="preserve"> </w:t>
-      </w:r>
-      <w:proofErr w:type="spellStart"/>
-      <w:r>
-        <w:t>konsep</w:t>
-      </w:r>
-      <w:proofErr w:type="spellEnd"/>
-      <w:r>
-        <w:t xml:space="preserve"> PBO.</w:t>
-      </w:r>
-    </w:p>
     <w:p/>
     <w:p>
       <w:proofErr w:type="gramStart"/>
@@ -2485,6 +1961,7 @@
     <w:p>
       <w:proofErr w:type="gramStart"/>
       <w:r>
+        <w:lastRenderedPageBreak/>
         <w:t>F .</w:t>
       </w:r>
       <w:proofErr w:type="gramEnd"/>
@@ -3194,7 +2671,7 @@
       <w:pPr>
         <w:numPr>
           <w:ilvl w:val="0"/>
-          <w:numId w:val="8"/>
+          <w:numId w:val="13"/>
         </w:numPr>
       </w:pPr>
       <w:proofErr w:type="spellStart"/>
@@ -3231,7 +2708,7 @@
       <w:pPr>
         <w:numPr>
           <w:ilvl w:val="0"/>
-          <w:numId w:val="8"/>
+          <w:numId w:val="13"/>
         </w:numPr>
       </w:pPr>
       <w:r>
@@ -3263,7 +2740,7 @@
       <w:pPr>
         <w:numPr>
           <w:ilvl w:val="0"/>
-          <w:numId w:val="8"/>
+          <w:numId w:val="13"/>
         </w:numPr>
       </w:pPr>
       <w:r>
@@ -3386,7 +2863,7 @@
       <w:pPr>
         <w:numPr>
           <w:ilvl w:val="0"/>
-          <w:numId w:val="7"/>
+          <w:numId w:val="12"/>
         </w:numPr>
       </w:pPr>
       <w:proofErr w:type="spellStart"/>
@@ -3415,7 +2892,7 @@
       <w:pPr>
         <w:numPr>
           <w:ilvl w:val="0"/>
-          <w:numId w:val="7"/>
+          <w:numId w:val="12"/>
         </w:numPr>
       </w:pPr>
       <w:r>
@@ -3447,11 +2924,12 @@
       <w:pPr>
         <w:numPr>
           <w:ilvl w:val="0"/>
-          <w:numId w:val="7"/>
+          <w:numId w:val="12"/>
         </w:numPr>
       </w:pPr>
       <w:proofErr w:type="spellStart"/>
       <w:r>
+        <w:lastRenderedPageBreak/>
         <w:t>Penggunaan</w:t>
       </w:r>
       <w:proofErr w:type="spellEnd"/>
@@ -3500,7 +2978,7 @@
       <w:pPr>
         <w:numPr>
           <w:ilvl w:val="0"/>
-          <w:numId w:val="7"/>
+          <w:numId w:val="12"/>
         </w:numPr>
       </w:pPr>
       <w:proofErr w:type="spellStart"/>
@@ -3949,6 +3427,155 @@
     </w:lvl>
   </w:abstractNum>
   <w:abstractNum w:abstractNumId="3" w15:restartNumberingAfterBreak="0">
+    <w:nsid w:val="0E032DA0"/>
+    <w:multiLevelType w:val="multilevel"/>
+    <w:tmpl w:val="007849F4"/>
+    <w:lvl w:ilvl="0">
+      <w:start w:val="1"/>
+      <w:numFmt w:val="bullet"/>
+      <w:lvlText w:val=""/>
+      <w:lvlJc w:val="left"/>
+      <w:pPr>
+        <w:tabs>
+          <w:tab w:val="num" w:pos="720"/>
+        </w:tabs>
+        <w:ind w:left="720" w:hanging="360"/>
+      </w:pPr>
+      <w:rPr>
+        <w:rFonts w:ascii="Symbol" w:hAnsi="Symbol" w:hint="default"/>
+        <w:sz w:val="20"/>
+      </w:rPr>
+    </w:lvl>
+    <w:lvl w:ilvl="1" w:tentative="1">
+      <w:start w:val="1"/>
+      <w:numFmt w:val="bullet"/>
+      <w:lvlText w:val="o"/>
+      <w:lvlJc w:val="left"/>
+      <w:pPr>
+        <w:tabs>
+          <w:tab w:val="num" w:pos="1440"/>
+        </w:tabs>
+        <w:ind w:left="1440" w:hanging="360"/>
+      </w:pPr>
+      <w:rPr>
+        <w:rFonts w:ascii="Courier New" w:hAnsi="Courier New" w:hint="default"/>
+        <w:sz w:val="20"/>
+      </w:rPr>
+    </w:lvl>
+    <w:lvl w:ilvl="2" w:tentative="1">
+      <w:start w:val="1"/>
+      <w:numFmt w:val="bullet"/>
+      <w:lvlText w:val=""/>
+      <w:lvlJc w:val="left"/>
+      <w:pPr>
+        <w:tabs>
+          <w:tab w:val="num" w:pos="2160"/>
+        </w:tabs>
+        <w:ind w:left="2160" w:hanging="360"/>
+      </w:pPr>
+      <w:rPr>
+        <w:rFonts w:ascii="Wingdings" w:hAnsi="Wingdings" w:hint="default"/>
+        <w:sz w:val="20"/>
+      </w:rPr>
+    </w:lvl>
+    <w:lvl w:ilvl="3" w:tentative="1">
+      <w:start w:val="1"/>
+      <w:numFmt w:val="bullet"/>
+      <w:lvlText w:val=""/>
+      <w:lvlJc w:val="left"/>
+      <w:pPr>
+        <w:tabs>
+          <w:tab w:val="num" w:pos="2880"/>
+        </w:tabs>
+        <w:ind w:left="2880" w:hanging="360"/>
+      </w:pPr>
+      <w:rPr>
+        <w:rFonts w:ascii="Wingdings" w:hAnsi="Wingdings" w:hint="default"/>
+        <w:sz w:val="20"/>
+      </w:rPr>
+    </w:lvl>
+    <w:lvl w:ilvl="4" w:tentative="1">
+      <w:start w:val="1"/>
+      <w:numFmt w:val="bullet"/>
+      <w:lvlText w:val=""/>
+      <w:lvlJc w:val="left"/>
+      <w:pPr>
+        <w:tabs>
+          <w:tab w:val="num" w:pos="3600"/>
+        </w:tabs>
+        <w:ind w:left="3600" w:hanging="360"/>
+      </w:pPr>
+      <w:rPr>
+        <w:rFonts w:ascii="Wingdings" w:hAnsi="Wingdings" w:hint="default"/>
+        <w:sz w:val="20"/>
+      </w:rPr>
+    </w:lvl>
+    <w:lvl w:ilvl="5" w:tentative="1">
+      <w:start w:val="1"/>
+      <w:numFmt w:val="bullet"/>
+      <w:lvlText w:val=""/>
+      <w:lvlJc w:val="left"/>
+      <w:pPr>
+        <w:tabs>
+          <w:tab w:val="num" w:pos="4320"/>
+        </w:tabs>
+        <w:ind w:left="4320" w:hanging="360"/>
+      </w:pPr>
+      <w:rPr>
+        <w:rFonts w:ascii="Wingdings" w:hAnsi="Wingdings" w:hint="default"/>
+        <w:sz w:val="20"/>
+      </w:rPr>
+    </w:lvl>
+    <w:lvl w:ilvl="6" w:tentative="1">
+      <w:start w:val="1"/>
+      <w:numFmt w:val="bullet"/>
+      <w:lvlText w:val=""/>
+      <w:lvlJc w:val="left"/>
+      <w:pPr>
+        <w:tabs>
+          <w:tab w:val="num" w:pos="5040"/>
+        </w:tabs>
+        <w:ind w:left="5040" w:hanging="360"/>
+      </w:pPr>
+      <w:rPr>
+        <w:rFonts w:ascii="Wingdings" w:hAnsi="Wingdings" w:hint="default"/>
+        <w:sz w:val="20"/>
+      </w:rPr>
+    </w:lvl>
+    <w:lvl w:ilvl="7" w:tentative="1">
+      <w:start w:val="1"/>
+      <w:numFmt w:val="bullet"/>
+      <w:lvlText w:val=""/>
+      <w:lvlJc w:val="left"/>
+      <w:pPr>
+        <w:tabs>
+          <w:tab w:val="num" w:pos="5760"/>
+        </w:tabs>
+        <w:ind w:left="5760" w:hanging="360"/>
+      </w:pPr>
+      <w:rPr>
+        <w:rFonts w:ascii="Wingdings" w:hAnsi="Wingdings" w:hint="default"/>
+        <w:sz w:val="20"/>
+      </w:rPr>
+    </w:lvl>
+    <w:lvl w:ilvl="8" w:tentative="1">
+      <w:start w:val="1"/>
+      <w:numFmt w:val="bullet"/>
+      <w:lvlText w:val=""/>
+      <w:lvlJc w:val="left"/>
+      <w:pPr>
+        <w:tabs>
+          <w:tab w:val="num" w:pos="6480"/>
+        </w:tabs>
+        <w:ind w:left="6480" w:hanging="360"/>
+      </w:pPr>
+      <w:rPr>
+        <w:rFonts w:ascii="Wingdings" w:hAnsi="Wingdings" w:hint="default"/>
+        <w:sz w:val="20"/>
+      </w:rPr>
+    </w:lvl>
+  </w:abstractNum>
+  <w:abstractNum w:abstractNumId="4" w15:restartNumberingAfterBreak="0">
     <w:nsid w:val="1B832094"/>
     <w:multiLevelType w:val="multilevel"/>
     <w:tmpl w:val="F2B81F02"/>
@@ -4097,7 +3724,7 @@
       </w:rPr>
     </w:lvl>
   </w:abstractNum>
-  <w:abstractNum w:abstractNumId="4" w15:restartNumberingAfterBreak="0">
+  <w:abstractNum w:abstractNumId="5" w15:restartNumberingAfterBreak="0">
     <w:nsid w:val="24EE6EBD"/>
     <w:multiLevelType w:val="multilevel"/>
     <w:tmpl w:val="33EA06C8"/>
@@ -4214,7 +3841,7 @@
       </w:pPr>
     </w:lvl>
   </w:abstractNum>
-  <w:abstractNum w:abstractNumId="5" w15:restartNumberingAfterBreak="0">
+  <w:abstractNum w:abstractNumId="6" w15:restartNumberingAfterBreak="0">
     <w:nsid w:val="2F964D04"/>
     <w:multiLevelType w:val="multilevel"/>
     <w:tmpl w:val="95E88848"/>
@@ -4327,7 +3954,7 @@
       </w:pPr>
     </w:lvl>
   </w:abstractNum>
-  <w:abstractNum w:abstractNumId="6" w15:restartNumberingAfterBreak="0">
+  <w:abstractNum w:abstractNumId="7" w15:restartNumberingAfterBreak="0">
     <w:nsid w:val="3A2B3CEA"/>
     <w:multiLevelType w:val="multilevel"/>
     <w:tmpl w:val="0C14DACC"/>
@@ -4476,7 +4103,7 @@
       </w:rPr>
     </w:lvl>
   </w:abstractNum>
-  <w:abstractNum w:abstractNumId="7" w15:restartNumberingAfterBreak="0">
+  <w:abstractNum w:abstractNumId="8" w15:restartNumberingAfterBreak="0">
     <w:nsid w:val="3BD471DC"/>
     <w:multiLevelType w:val="multilevel"/>
     <w:tmpl w:val="3BF4635E"/>
@@ -4625,7 +4252,7 @@
       </w:rPr>
     </w:lvl>
   </w:abstractNum>
-  <w:abstractNum w:abstractNumId="8" w15:restartNumberingAfterBreak="0">
+  <w:abstractNum w:abstractNumId="9" w15:restartNumberingAfterBreak="0">
     <w:nsid w:val="53A0649F"/>
     <w:multiLevelType w:val="multilevel"/>
     <w:tmpl w:val="C6706F26"/>
@@ -4738,7 +4365,7 @@
       </w:pPr>
     </w:lvl>
   </w:abstractNum>
-  <w:abstractNum w:abstractNumId="9" w15:restartNumberingAfterBreak="0">
+  <w:abstractNum w:abstractNumId="10" w15:restartNumberingAfterBreak="0">
     <w:nsid w:val="6DA10F00"/>
     <w:multiLevelType w:val="hybridMultilevel"/>
     <w:tmpl w:val="6546B3B6"/>
@@ -4827,7 +4454,7 @@
       </w:pPr>
     </w:lvl>
   </w:abstractNum>
-  <w:abstractNum w:abstractNumId="10" w15:restartNumberingAfterBreak="0">
+  <w:abstractNum w:abstractNumId="11" w15:restartNumberingAfterBreak="0">
     <w:nsid w:val="71CF5DDD"/>
     <w:multiLevelType w:val="hybridMultilevel"/>
     <w:tmpl w:val="600C45E0"/>
@@ -4940,17 +4567,166 @@
       </w:rPr>
     </w:lvl>
   </w:abstractNum>
+  <w:abstractNum w:abstractNumId="12" w15:restartNumberingAfterBreak="0">
+    <w:nsid w:val="74943085"/>
+    <w:multiLevelType w:val="multilevel"/>
+    <w:tmpl w:val="78C0D322"/>
+    <w:lvl w:ilvl="0">
+      <w:start w:val="1"/>
+      <w:numFmt w:val="bullet"/>
+      <w:lvlText w:val=""/>
+      <w:lvlJc w:val="left"/>
+      <w:pPr>
+        <w:tabs>
+          <w:tab w:val="num" w:pos="720"/>
+        </w:tabs>
+        <w:ind w:left="720" w:hanging="360"/>
+      </w:pPr>
+      <w:rPr>
+        <w:rFonts w:ascii="Symbol" w:hAnsi="Symbol" w:hint="default"/>
+        <w:sz w:val="20"/>
+      </w:rPr>
+    </w:lvl>
+    <w:lvl w:ilvl="1" w:tentative="1">
+      <w:start w:val="1"/>
+      <w:numFmt w:val="bullet"/>
+      <w:lvlText w:val="o"/>
+      <w:lvlJc w:val="left"/>
+      <w:pPr>
+        <w:tabs>
+          <w:tab w:val="num" w:pos="1440"/>
+        </w:tabs>
+        <w:ind w:left="1440" w:hanging="360"/>
+      </w:pPr>
+      <w:rPr>
+        <w:rFonts w:ascii="Courier New" w:hAnsi="Courier New" w:hint="default"/>
+        <w:sz w:val="20"/>
+      </w:rPr>
+    </w:lvl>
+    <w:lvl w:ilvl="2" w:tentative="1">
+      <w:start w:val="1"/>
+      <w:numFmt w:val="bullet"/>
+      <w:lvlText w:val=""/>
+      <w:lvlJc w:val="left"/>
+      <w:pPr>
+        <w:tabs>
+          <w:tab w:val="num" w:pos="2160"/>
+        </w:tabs>
+        <w:ind w:left="2160" w:hanging="360"/>
+      </w:pPr>
+      <w:rPr>
+        <w:rFonts w:ascii="Wingdings" w:hAnsi="Wingdings" w:hint="default"/>
+        <w:sz w:val="20"/>
+      </w:rPr>
+    </w:lvl>
+    <w:lvl w:ilvl="3" w:tentative="1">
+      <w:start w:val="1"/>
+      <w:numFmt w:val="bullet"/>
+      <w:lvlText w:val=""/>
+      <w:lvlJc w:val="left"/>
+      <w:pPr>
+        <w:tabs>
+          <w:tab w:val="num" w:pos="2880"/>
+        </w:tabs>
+        <w:ind w:left="2880" w:hanging="360"/>
+      </w:pPr>
+      <w:rPr>
+        <w:rFonts w:ascii="Wingdings" w:hAnsi="Wingdings" w:hint="default"/>
+        <w:sz w:val="20"/>
+      </w:rPr>
+    </w:lvl>
+    <w:lvl w:ilvl="4" w:tentative="1">
+      <w:start w:val="1"/>
+      <w:numFmt w:val="bullet"/>
+      <w:lvlText w:val=""/>
+      <w:lvlJc w:val="left"/>
+      <w:pPr>
+        <w:tabs>
+          <w:tab w:val="num" w:pos="3600"/>
+        </w:tabs>
+        <w:ind w:left="3600" w:hanging="360"/>
+      </w:pPr>
+      <w:rPr>
+        <w:rFonts w:ascii="Wingdings" w:hAnsi="Wingdings" w:hint="default"/>
+        <w:sz w:val="20"/>
+      </w:rPr>
+    </w:lvl>
+    <w:lvl w:ilvl="5" w:tentative="1">
+      <w:start w:val="1"/>
+      <w:numFmt w:val="bullet"/>
+      <w:lvlText w:val=""/>
+      <w:lvlJc w:val="left"/>
+      <w:pPr>
+        <w:tabs>
+          <w:tab w:val="num" w:pos="4320"/>
+        </w:tabs>
+        <w:ind w:left="4320" w:hanging="360"/>
+      </w:pPr>
+      <w:rPr>
+        <w:rFonts w:ascii="Wingdings" w:hAnsi="Wingdings" w:hint="default"/>
+        <w:sz w:val="20"/>
+      </w:rPr>
+    </w:lvl>
+    <w:lvl w:ilvl="6" w:tentative="1">
+      <w:start w:val="1"/>
+      <w:numFmt w:val="bullet"/>
+      <w:lvlText w:val=""/>
+      <w:lvlJc w:val="left"/>
+      <w:pPr>
+        <w:tabs>
+          <w:tab w:val="num" w:pos="5040"/>
+        </w:tabs>
+        <w:ind w:left="5040" w:hanging="360"/>
+      </w:pPr>
+      <w:rPr>
+        <w:rFonts w:ascii="Wingdings" w:hAnsi="Wingdings" w:hint="default"/>
+        <w:sz w:val="20"/>
+      </w:rPr>
+    </w:lvl>
+    <w:lvl w:ilvl="7" w:tentative="1">
+      <w:start w:val="1"/>
+      <w:numFmt w:val="bullet"/>
+      <w:lvlText w:val=""/>
+      <w:lvlJc w:val="left"/>
+      <w:pPr>
+        <w:tabs>
+          <w:tab w:val="num" w:pos="5760"/>
+        </w:tabs>
+        <w:ind w:left="5760" w:hanging="360"/>
+      </w:pPr>
+      <w:rPr>
+        <w:rFonts w:ascii="Wingdings" w:hAnsi="Wingdings" w:hint="default"/>
+        <w:sz w:val="20"/>
+      </w:rPr>
+    </w:lvl>
+    <w:lvl w:ilvl="8" w:tentative="1">
+      <w:start w:val="1"/>
+      <w:numFmt w:val="bullet"/>
+      <w:lvlText w:val=""/>
+      <w:lvlJc w:val="left"/>
+      <w:pPr>
+        <w:tabs>
+          <w:tab w:val="num" w:pos="6480"/>
+        </w:tabs>
+        <w:ind w:left="6480" w:hanging="360"/>
+      </w:pPr>
+      <w:rPr>
+        <w:rFonts w:ascii="Wingdings" w:hAnsi="Wingdings" w:hint="default"/>
+        <w:sz w:val="20"/>
+      </w:rPr>
+    </w:lvl>
+  </w:abstractNum>
   <w:num w:numId="1" w16cid:durableId="1104306433">
-    <w:abstractNumId w:val="8"/>
+    <w:abstractNumId w:val="9"/>
   </w:num>
   <w:num w:numId="2" w16cid:durableId="1685013219">
-    <w:abstractNumId w:val="5"/>
+    <w:abstractNumId w:val="6"/>
   </w:num>
   <w:num w:numId="3" w16cid:durableId="2040275116">
-    <w:abstractNumId w:val="3"/>
+    <w:abstractNumId w:val="4"/>
   </w:num>
   <w:num w:numId="4" w16cid:durableId="901215521">
-    <w:abstractNumId w:val="4"/>
+    <w:abstractNumId w:val="5"/>
   </w:num>
   <w:num w:numId="5" w16cid:durableId="529994062">
     <w:abstractNumId w:val="2"/>
@@ -4959,19 +4735,25 @@
     <w:abstractNumId w:val="0"/>
   </w:num>
   <w:num w:numId="7" w16cid:durableId="1359308830">
-    <w:abstractNumId w:val="7"/>
+    <w:abstractNumId w:val="8"/>
   </w:num>
   <w:num w:numId="8" w16cid:durableId="262079544">
-    <w:abstractNumId w:val="6"/>
+    <w:abstractNumId w:val="7"/>
   </w:num>
   <w:num w:numId="9" w16cid:durableId="1286539605">
     <w:abstractNumId w:val="1"/>
   </w:num>
   <w:num w:numId="10" w16cid:durableId="656692690">
-    <w:abstractNumId w:val="9"/>
+    <w:abstractNumId w:val="10"/>
   </w:num>
   <w:num w:numId="11" w16cid:durableId="1289817121">
-    <w:abstractNumId w:val="10"/>
+    <w:abstractNumId w:val="11"/>
+  </w:num>
+  <w:num w:numId="12" w16cid:durableId="90129528">
+    <w:abstractNumId w:val="3"/>
+  </w:num>
+  <w:num w:numId="13" w16cid:durableId="420218240">
+    <w:abstractNumId w:val="12"/>
   </w:num>
 </w:numbering>
 </file>
@@ -5579,6 +5361,7 @@
   <w:style w:type="character" w:default="1" w:styleId="DefaultParagraphFont">
     <w:name w:val="Default Paragraph Font"/>
     <w:uiPriority w:val="1"/>
+    <w:semiHidden/>
     <w:unhideWhenUsed/>
   </w:style>
   <w:style w:type="table" w:default="1" w:styleId="TableNormal">
